--- a/data/ai_paras/AI_para_179.docx
+++ b/data/ai_paras/AI_para_179.docx
@@ -4,7 +4,7 @@
   <w:body>
     <w:p>
       <w:r>
-        <w:t>The growth of telemedicine and mobile health services presents promising economic opportunities in addressing the challenges faced by rural hospitals. These technologies enable healthcare providers to extend their reach, offering remote consultations and monitoring that can reduce the need for physical hospital visits, thereby saving time and resources for both patients and healthcare systems (Ref-u356661). By leveraging these services, rural communities can access a broader range of healthcare options, mitigating some of the adverse effects of hospital closures. Additionally, the implementation of telemedicine can stimulate local economies by creating new jobs in technology support and service provision, while reducing healthcare delivery costs (Ref-u356661). As these services become more integrated into rural healthcare systems, they hold the potential to transform healthcare delivery, ensuring that rural populations receive timely and effective care despite geographical barriers.</w:t>
+        <w:t>Evaluating the economic feasibility and potential return on investment of proposed healthcare policy changes is crucial for sustaining rural hospitals. Proposals that focus on enhancing financial stability through targeted subsidies and incentives can alleviate the economic pressures faced by these facilities, making them more viable in the long term (Ref-s102657). Investment in modernizing infrastructure and expanding telemedicine services presents opportunities for cost savings and increased patient access, potentially leading to higher patient volumes and improved revenue streams (Ref-s102657). Additionally, fostering partnerships between rural hospitals and larger healthcare systems can optimize resource utilization and reduce operational costs, further enhancing economic sustainability (Ref-s102657). These strategies not only promise a favorable return on investment by stabilizing rural healthcare facilities but also contribute to wider economic benefits, such as job preservation and community development.</w:t>
       </w:r>
     </w:p>
     <w:sectPr>
